--- a/SRS_JAGOOHIRE.docx
+++ b/SRS_JAGOOHIRE.docx
@@ -2557,8 +2557,8 @@
         <w:bookmarkEnd w:id="3" w:displacedByCustomXml="next"/>
       </w:sdtContent>
     </w:sdt>
-    <w:bookmarkStart w:id="4" w:name="_Toc141264685" w:displacedByCustomXml="prev"/>
-    <w:bookmarkStart w:id="5" w:name="_Toc141264465" w:displacedByCustomXml="prev"/>
+    <w:bookmarkStart w:id="4" w:name="_Toc141264465" w:displacedByCustomXml="prev"/>
+    <w:bookmarkStart w:id="5" w:name="_Toc141264685" w:displacedByCustomXml="prev"/>
     <w:p>
       <w:pPr>
         <w:rPr>
@@ -9394,10 +9394,62 @@
       </w:r>
       <w:bookmarkEnd w:id="25"/>
     </w:p>
-    <w:p/>
+    <w:p>
+      <w:pPr>
+        <w:ind w:left="709"/>
+        <w:jc w:val="both"/>
+        <w:rPr>
+          <w:rFonts w:ascii="Times New Roman" w:hAnsi="Times New Roman" w:cs="Times New Roman"/>
+          <w:sz w:val="24"/>
+          <w:szCs w:val="24"/>
+          <w:lang w:val="en-US"/>
+        </w:rPr>
+      </w:pPr>
+      <w:r>
+        <w:rPr>
+          <w:rFonts w:ascii="Times New Roman" w:hAnsi="Times New Roman" w:cs="Times New Roman"/>
+          <w:sz w:val="24"/>
+          <w:szCs w:val="24"/>
+          <w:lang w:val="en-US"/>
+        </w:rPr>
+        <w:t>Link Figma :</w:t>
+      </w:r>
+    </w:p>
+    <w:p>
+      <w:pPr>
+        <w:ind w:left="709" w:firstLine="11"/>
+        <w:jc w:val="both"/>
+        <w:rPr>
+          <w:rFonts w:ascii="Times New Roman" w:hAnsi="Times New Roman" w:cs="Times New Roman"/>
+          <w:sz w:val="24"/>
+          <w:szCs w:val="24"/>
+          <w:lang w:val="en-US"/>
+        </w:rPr>
+      </w:pPr>
+      <w:hyperlink r:id="rId13" w:history="1">
+        <w:r>
+          <w:rPr>
+            <w:rStyle w:val="Hyperlink"/>
+            <w:rFonts w:ascii="Times New Roman" w:hAnsi="Times New Roman" w:cs="Times New Roman"/>
+            <w:sz w:val="24"/>
+            <w:szCs w:val="24"/>
+          </w:rPr>
+          <w:t>https://www.figma.com/design/RcGvAETfJcJJmw7fIDYZf1/Untitled?node-id=0-1&amp;p=f&amp;t=XLKFSdyqeMNuZDVw-0</w:t>
+        </w:r>
+      </w:hyperlink>
+      <w:r>
+        <w:rPr>
+          <w:rFonts w:ascii="Times New Roman" w:hAnsi="Times New Roman" w:cs="Times New Roman"/>
+          <w:sz w:val="24"/>
+          <w:szCs w:val="24"/>
+          <w:lang w:val="en-US"/>
+        </w:rPr>
+        <w:t xml:space="preserve"> </w:t>
+      </w:r>
+    </w:p>
     <w:sectPr>
-      <w:headerReference w:type="default" r:id="rId13"/>
-      <w:footerReference w:type="default" r:id="rId14"/>
+      <w:headerReference w:type="default" r:id="rId14"/>
+      <w:footerReference w:type="default" r:id="rId15"/>
       <w:pgSz w:w="11906" w:h="16838"/>
       <w:pgMar w:top="1701" w:right="1701" w:bottom="1701" w:left="2268" w:header="708" w:footer="708" w:gutter="0"/>
       <w:cols w:space="708"/>
@@ -14210,6 +14262,18 @@
       <w:lang w:val="en-ID" w:eastAsia="en-ID"/>
     </w:rPr>
   </w:style>
+  <w:style w:type="character" w:styleId="UnresolvedMention">
+    <w:name w:val="Unresolved Mention"/>
+    <w:basedOn w:val="DefaultParagraphFont"/>
+    <w:uiPriority w:val="99"/>
+    <w:semiHidden/>
+    <w:unhideWhenUsed/>
+    <w:rsid w:val="000E5A81"/>
+    <w:rPr>
+      <w:color w:val="605E5C"/>
+      <w:shd w:val="clear" w:color="auto" w:fill="E1DFDD"/>
+    </w:rPr>
+  </w:style>
 </w:styles>
 </file>
 
